--- a/docs/ecostats_lectures/lecture_08/08_02_class_activity.docx
+++ b/docs/ecostats_lectures/lecture_08/08_02_class_activity.docx
@@ -41,13 +41,7 @@
         <w:pStyle w:val="FirstParagraph"/>
       </w:pPr>
       <w:r>
-        <w:t xml:space="preserve">This activity demonstrates key concepts in experimental design using a</w:t>
-      </w:r>
-      <w:r>
-        <w:t xml:space="preserve"> </w:t>
-      </w:r>
-      <w:r>
-        <w:t xml:space="preserve">made up fish example:</w:t>
+        <w:t xml:space="preserve">This activity demonstrates key concepts in experimental design using a made up fish example:</w:t>
       </w:r>
     </w:p>
     <w:p>
@@ -141,13 +135,7 @@
         <w:pStyle w:val="FirstParagraph"/>
       </w:pPr>
       <w:r>
-        <w:t xml:space="preserve">We’ll study fish mass above and below waterfalls across multiple</w:t>
-      </w:r>
-      <w:r>
-        <w:t xml:space="preserve"> </w:t>
-      </w:r>
-      <w:r>
-        <w:t xml:space="preserve">streams.</w:t>
+        <w:t xml:space="preserve">We’ll study fish mass above and below waterfalls across multiple streams.</w:t>
       </w:r>
     </w:p>
     <w:bookmarkEnd w:id="20"/>
@@ -286,13 +274,7 @@
         <w:t xml:space="preserve"> </w:t>
       </w:r>
       <w:r>
-        <w:t xml:space="preserve">Fish below waterfalls are larger due to better feeding</w:t>
-      </w:r>
-      <w:r>
-        <w:t xml:space="preserve"> </w:t>
-      </w:r>
-      <w:r>
-        <w:t xml:space="preserve">opportunities from nutrients and prey from the lake.</w:t>
+        <w:t xml:space="preserve">Fish below waterfalls are larger due to better feeding opportunities from nutrients and prey from the lake.</w:t>
       </w:r>
     </w:p>
     <w:bookmarkEnd w:id="23"/>
@@ -320,13 +302,7 @@
         <w:pStyle w:val="FirstParagraph"/>
       </w:pPr>
       <w:r>
-        <w:t xml:space="preserve">We’ll sample fish above and below waterfalls in 6 different streams.</w:t>
-      </w:r>
-      <w:r>
-        <w:t xml:space="preserve"> </w:t>
-      </w:r>
-      <w:r>
-        <w:t xml:space="preserve">This represents a</w:t>
+        <w:t xml:space="preserve">We’ll sample fish above and below waterfalls in 6 different streams. This represents a</w:t>
       </w:r>
       <w:r>
         <w:t xml:space="preserve"> </w:t>
@@ -338,13 +314,7 @@
         <w:t xml:space="preserve"> </w:t>
       </w:r>
       <w:r>
-        <w:t xml:space="preserve">since we can’t manipulate</w:t>
-      </w:r>
-      <w:r>
-        <w:t xml:space="preserve"> </w:t>
-      </w:r>
-      <w:r>
-        <w:t xml:space="preserve">waterfall presence.</w:t>
+        <w:t xml:space="preserve">since we can’t manipulate waterfall presence.</w:t>
       </w:r>
     </w:p>
     <w:p>
@@ -3184,13 +3154,7 @@
         <w:t xml:space="preserve"> </w:t>
       </w:r>
       <w:r>
-        <w:t xml:space="preserve">(n = 6), not</w:t>
-      </w:r>
-      <w:r>
-        <w:t xml:space="preserve"> </w:t>
-      </w:r>
-      <w:r>
-        <w:t xml:space="preserve">individual fish (n = 36 per group).</w:t>
+        <w:t xml:space="preserve">(n = 6), not individual fish (n = 36 per group).</w:t>
       </w:r>
     </w:p>
     <w:bookmarkEnd w:id="35"/>
@@ -3219,43 +3183,7 @@
         <w:pStyle w:val="FirstParagraph"/>
       </w:pPr>
       <w:r>
-        <w:t xml:space="preserve">Let’s calculate how many streams we need to detect a meaningful</w:t>
-      </w:r>
-      <w:r>
-        <w:t xml:space="preserve"> </w:t>
-      </w:r>
-      <w:r>
-        <w:t xml:space="preserve">difference. The effect size here is called Cohen’s D measures the</w:t>
-      </w:r>
-      <w:r>
-        <w:t xml:space="preserve"> </w:t>
-      </w:r>
-      <w:r>
-        <w:t xml:space="preserve">difference between two group means in terms of standard deviations. It</w:t>
-      </w:r>
-      <w:r>
-        <w:t xml:space="preserve"> </w:t>
-      </w:r>
-      <w:r>
-        <w:t xml:space="preserve">helps to understand the magnitude of a difference beyond statistical</w:t>
-      </w:r>
-      <w:r>
-        <w:t xml:space="preserve"> </w:t>
-      </w:r>
-      <w:r>
-        <w:t xml:space="preserve">significance by expressing the distance between means as a standardized</w:t>
-      </w:r>
-      <w:r>
-        <w:t xml:space="preserve"> </w:t>
-      </w:r>
-      <w:r>
-        <w:t xml:space="preserve">value. For example, a Cohen’s d of 0.2 is considered a small effect, 0.5</w:t>
-      </w:r>
-      <w:r>
-        <w:t xml:space="preserve"> </w:t>
-      </w:r>
-      <w:r>
-        <w:t xml:space="preserve">a moderate effect, and 0.8 a large effect</w:t>
+        <w:t xml:space="preserve">Let’s calculate how many streams we need to detect a meaningful difference. The effect size here is called Cohen’s D measures the difference between two group means in terms of standard deviations. It helps to understand the magnitude of a difference beyond statistical significance by expressing the distance between means as a standardized value. For example, a Cohen’s d of 0.2 is considered a small effect, 0.5 a moderate effect, and 0.8 a large effect</w:t>
       </w:r>
     </w:p>
     <w:p>
@@ -5025,13 +4953,7 @@
               </w:numPr>
             </w:pPr>
             <w:r>
-              <w:t xml:space="preserve">What happens to required sample size if the effect is smaller</w:t>
-            </w:r>
-            <w:r>
-              <w:t xml:space="preserve"> </w:t>
-            </w:r>
-            <w:r>
-              <w:t xml:space="preserve">(below_mean = 95)?</w:t>
+              <w:t xml:space="preserve">What happens to required sample size if the effect is smaller (below_mean = 95)?</w:t>
             </w:r>
           </w:p>
           <w:p>
@@ -6564,13 +6486,7 @@
               <w:t xml:space="preserve"> </w:t>
             </w:r>
             <w:r>
-              <w:t xml:space="preserve">You want to study if fish size differs between fast and</w:t>
-            </w:r>
-            <w:r>
-              <w:t xml:space="preserve"> </w:t>
-            </w:r>
-            <w:r>
-              <w:t xml:space="preserve">slow water areas.</w:t>
+              <w:t xml:space="preserve">You want to study if fish size differs between fast and slow water areas.</w:t>
             </w:r>
           </w:p>
           <w:p>
@@ -7091,13 +7007,7 @@
         <w:t xml:space="preserve">Experimental unit</w:t>
       </w:r>
       <w:r>
-        <w:t xml:space="preserve">: The thing that receives the treatment</w:t>
-      </w:r>
-      <w:r>
-        <w:t xml:space="preserve"> </w:t>
-      </w:r>
-      <w:r>
-        <w:t xml:space="preserve">independently</w:t>
+        <w:t xml:space="preserve">: The thing that receives the treatment independently</w:t>
       </w:r>
     </w:p>
     <w:p>
@@ -7154,13 +7064,7 @@
         <w:t xml:space="preserve">Paired vs unpaired</w:t>
       </w:r>
       <w:r>
-        <w:t xml:space="preserve">: Paired tests are more powerful when</w:t>
-      </w:r>
-      <w:r>
-        <w:t xml:space="preserve"> </w:t>
-      </w:r>
-      <w:r>
-        <w:t xml:space="preserve">appropriate</w:t>
+        <w:t xml:space="preserve">: Paired tests are more powerful when appropriate</w:t>
       </w:r>
     </w:p>
     <w:p>

--- a/docs/ecostats_lectures/lecture_08/08_02_class_activity.docx
+++ b/docs/ecostats_lectures/lecture_08/08_02_class_activity.docx
@@ -41,7 +41,13 @@
         <w:pStyle w:val="FirstParagraph"/>
       </w:pPr>
       <w:r>
-        <w:t xml:space="preserve">This activity demonstrates key concepts in experimental design using a made up fish example:</w:t>
+        <w:t xml:space="preserve">This activity demonstrates key concepts in experimental design using a</w:t>
+      </w:r>
+      <w:r>
+        <w:t xml:space="preserve"> </w:t>
+      </w:r>
+      <w:r>
+        <w:t xml:space="preserve">made up fish example:</w:t>
       </w:r>
     </w:p>
     <w:p>
@@ -135,7 +141,13 @@
         <w:pStyle w:val="FirstParagraph"/>
       </w:pPr>
       <w:r>
-        <w:t xml:space="preserve">We’ll study fish mass above and below waterfalls across multiple streams.</w:t>
+        <w:t xml:space="preserve">We’ll study fish mass above and below waterfalls across multiple</w:t>
+      </w:r>
+      <w:r>
+        <w:t xml:space="preserve"> </w:t>
+      </w:r>
+      <w:r>
+        <w:t xml:space="preserve">streams.</w:t>
       </w:r>
     </w:p>
     <w:bookmarkEnd w:id="20"/>
@@ -274,7 +286,13 @@
         <w:t xml:space="preserve"> </w:t>
       </w:r>
       <w:r>
-        <w:t xml:space="preserve">Fish below waterfalls are larger due to better feeding opportunities from nutrients and prey from the lake.</w:t>
+        <w:t xml:space="preserve">Fish below waterfalls are larger due to better feeding</w:t>
+      </w:r>
+      <w:r>
+        <w:t xml:space="preserve"> </w:t>
+      </w:r>
+      <w:r>
+        <w:t xml:space="preserve">opportunities from nutrients and prey from the lake.</w:t>
       </w:r>
     </w:p>
     <w:bookmarkEnd w:id="23"/>
@@ -302,7 +320,13 @@
         <w:pStyle w:val="FirstParagraph"/>
       </w:pPr>
       <w:r>
-        <w:t xml:space="preserve">We’ll sample fish above and below waterfalls in 6 different streams. This represents a</w:t>
+        <w:t xml:space="preserve">We’ll sample fish above and below waterfalls in 6 different streams.</w:t>
+      </w:r>
+      <w:r>
+        <w:t xml:space="preserve"> </w:t>
+      </w:r>
+      <w:r>
+        <w:t xml:space="preserve">This represents a</w:t>
       </w:r>
       <w:r>
         <w:t xml:space="preserve"> </w:t>
@@ -314,7 +338,13 @@
         <w:t xml:space="preserve"> </w:t>
       </w:r>
       <w:r>
-        <w:t xml:space="preserve">since we can’t manipulate waterfall presence.</w:t>
+        <w:t xml:space="preserve">since we can’t manipulate</w:t>
+      </w:r>
+      <w:r>
+        <w:t xml:space="preserve"> </w:t>
+      </w:r>
+      <w:r>
+        <w:t xml:space="preserve">waterfall presence.</w:t>
       </w:r>
     </w:p>
     <w:p>
@@ -3154,7 +3184,13 @@
         <w:t xml:space="preserve"> </w:t>
       </w:r>
       <w:r>
-        <w:t xml:space="preserve">(n = 6), not individual fish (n = 36 per group).</w:t>
+        <w:t xml:space="preserve">(n = 6), not</w:t>
+      </w:r>
+      <w:r>
+        <w:t xml:space="preserve"> </w:t>
+      </w:r>
+      <w:r>
+        <w:t xml:space="preserve">individual fish (n = 36 per group).</w:t>
       </w:r>
     </w:p>
     <w:bookmarkEnd w:id="35"/>
@@ -3183,7 +3219,43 @@
         <w:pStyle w:val="FirstParagraph"/>
       </w:pPr>
       <w:r>
-        <w:t xml:space="preserve">Let’s calculate how many streams we need to detect a meaningful difference. The effect size here is called Cohen’s D measures the difference between two group means in terms of standard deviations. It helps to understand the magnitude of a difference beyond statistical significance by expressing the distance between means as a standardized value. For example, a Cohen’s d of 0.2 is considered a small effect, 0.5 a moderate effect, and 0.8 a large effect</w:t>
+        <w:t xml:space="preserve">Let’s calculate how many streams we need to detect a meaningful</w:t>
+      </w:r>
+      <w:r>
+        <w:t xml:space="preserve"> </w:t>
+      </w:r>
+      <w:r>
+        <w:t xml:space="preserve">difference. The effect size here is called Cohen’s D measures the</w:t>
+      </w:r>
+      <w:r>
+        <w:t xml:space="preserve"> </w:t>
+      </w:r>
+      <w:r>
+        <w:t xml:space="preserve">difference between two group means in terms of standard deviations. It</w:t>
+      </w:r>
+      <w:r>
+        <w:t xml:space="preserve"> </w:t>
+      </w:r>
+      <w:r>
+        <w:t xml:space="preserve">helps to understand the magnitude of a difference beyond statistical</w:t>
+      </w:r>
+      <w:r>
+        <w:t xml:space="preserve"> </w:t>
+      </w:r>
+      <w:r>
+        <w:t xml:space="preserve">significance by expressing the distance between means as a standardized</w:t>
+      </w:r>
+      <w:r>
+        <w:t xml:space="preserve"> </w:t>
+      </w:r>
+      <w:r>
+        <w:t xml:space="preserve">value. For example, a Cohen’s d of 0.2 is considered a small effect, 0.5</w:t>
+      </w:r>
+      <w:r>
+        <w:t xml:space="preserve"> </w:t>
+      </w:r>
+      <w:r>
+        <w:t xml:space="preserve">a moderate effect, and 0.8 a large effect</w:t>
       </w:r>
     </w:p>
     <w:p>
@@ -4953,7 +5025,13 @@
               </w:numPr>
             </w:pPr>
             <w:r>
-              <w:t xml:space="preserve">What happens to required sample size if the effect is smaller (below_mean = 95)?</w:t>
+              <w:t xml:space="preserve">What happens to required sample size if the effect is smaller</w:t>
+            </w:r>
+            <w:r>
+              <w:t xml:space="preserve"> </w:t>
+            </w:r>
+            <w:r>
+              <w:t xml:space="preserve">(below_mean = 95)?</w:t>
             </w:r>
           </w:p>
           <w:p>
@@ -6486,7 +6564,13 @@
               <w:t xml:space="preserve"> </w:t>
             </w:r>
             <w:r>
-              <w:t xml:space="preserve">You want to study if fish size differs between fast and slow water areas.</w:t>
+              <w:t xml:space="preserve">You want to study if fish size differs between fast and</w:t>
+            </w:r>
+            <w:r>
+              <w:t xml:space="preserve"> </w:t>
+            </w:r>
+            <w:r>
+              <w:t xml:space="preserve">slow water areas.</w:t>
             </w:r>
           </w:p>
           <w:p>
@@ -7007,7 +7091,13 @@
         <w:t xml:space="preserve">Experimental unit</w:t>
       </w:r>
       <w:r>
-        <w:t xml:space="preserve">: The thing that receives the treatment independently</w:t>
+        <w:t xml:space="preserve">: The thing that receives the treatment</w:t>
+      </w:r>
+      <w:r>
+        <w:t xml:space="preserve"> </w:t>
+      </w:r>
+      <w:r>
+        <w:t xml:space="preserve">independently</w:t>
       </w:r>
     </w:p>
     <w:p>
@@ -7064,7 +7154,13 @@
         <w:t xml:space="preserve">Paired vs unpaired</w:t>
       </w:r>
       <w:r>
-        <w:t xml:space="preserve">: Paired tests are more powerful when appropriate</w:t>
+        <w:t xml:space="preserve">: Paired tests are more powerful when</w:t>
+      </w:r>
+      <w:r>
+        <w:t xml:space="preserve"> </w:t>
+      </w:r>
+      <w:r>
+        <w:t xml:space="preserve">appropriate</w:t>
       </w:r>
     </w:p>
     <w:p>
